--- a/Miakasios Alimentos Sireasius Sciensiatos I.docx
+++ b/Miakasios Alimentos Sireasius Sciensiatos I.docx
@@ -185,6 +185,7 @@
     </w:p>
     <w:p>
       <w:pPr>
+        <w:spacing w:line="480" w:lineRule="auto"/>
         <w:jc w:val="center"/>
         <w:rPr>
           <w:rFonts w:ascii="HY그래픽M" w:eastAsia="HY그래픽M"/>
@@ -196,19 +197,20 @@
     </w:p>
     <w:p>
       <w:pPr>
+        <w:spacing w:line="480" w:lineRule="auto"/>
         <w:jc w:val="center"/>
         <w:rPr>
           <w:rFonts w:ascii="HY그래픽M" w:eastAsia="HY그래픽M"/>
-          <w:sz w:val="40"/>
-          <w:szCs w:val="40"/>
-          <w:lang w:val="es-ES"/>
-        </w:rPr>
-      </w:pPr>
-      <w:r>
-        <w:rPr>
-          <w:rFonts w:ascii="HY그래픽M" w:eastAsia="HY그래픽M" w:hint="eastAsia"/>
-          <w:sz w:val="40"/>
-          <w:szCs w:val="40"/>
+          <w:sz w:val="32"/>
+          <w:szCs w:val="32"/>
+          <w:lang w:val="es-ES"/>
+        </w:rPr>
+      </w:pPr>
+      <w:r>
+        <w:rPr>
+          <w:rFonts w:ascii="HY그래픽M" w:eastAsia="HY그래픽M" w:hint="eastAsia"/>
+          <w:sz w:val="32"/>
+          <w:szCs w:val="32"/>
           <w:lang w:val="es-ES"/>
         </w:rPr>
         <w:lastRenderedPageBreak/>
@@ -217,9 +219,48 @@
     </w:p>
     <w:p>
       <w:pPr>
+        <w:spacing w:line="480" w:lineRule="auto"/>
         <w:jc w:val="both"/>
         <w:rPr>
           <w:rFonts w:ascii="HY그래픽M" w:eastAsia="HY그래픽M"/>
+          <w:sz w:val="24"/>
+          <w:lang w:val="es-ES"/>
+        </w:rPr>
+      </w:pPr>
+      <w:r>
+        <w:rPr>
+          <w:rFonts w:ascii="HY그래픽M" w:eastAsia="HY그래픽M" w:hint="eastAsia"/>
+          <w:sz w:val="24"/>
+          <w:lang w:val="es-ES"/>
+        </w:rPr>
+        <w:t xml:space="preserve">Edriasos kiremasias aremotos erpianasius kireos. Sietromiasis adremosias kepheusistos velimastos pherikiatastos yeremias. </w:t>
+      </w:r>
+    </w:p>
+    <w:p>
+      <w:pPr>
+        <w:spacing w:line="480" w:lineRule="auto"/>
+        <w:jc w:val="both"/>
+        <w:rPr>
+          <w:rFonts w:ascii="HY그래픽M" w:eastAsia="HY그래픽M"/>
+          <w:sz w:val="24"/>
+          <w:lang w:val="es-ES"/>
+        </w:rPr>
+      </w:pPr>
+      <w:r>
+        <w:rPr>
+          <w:rFonts w:ascii="HY그래픽M" w:eastAsia="HY그래픽M" w:hint="eastAsia"/>
+          <w:sz w:val="24"/>
+          <w:lang w:val="es-ES"/>
+        </w:rPr>
+        <w:t xml:space="preserve">Kirpheusos armiatas ermiosastos mirephos eretosiastos. Siriustos armiatasios velikatos felikeostos. Melitestos armiastasus sirekiomiastos. </w:t>
+      </w:r>
+    </w:p>
+    <w:p>
+      <w:pPr>
+        <w:spacing w:line="480" w:lineRule="auto"/>
+        <w:jc w:val="both"/>
+        <w:rPr>
+          <w:rFonts w:ascii="HY그래픽M" w:eastAsia="HY그래픽M" w:hint="eastAsia"/>
           <w:sz w:val="32"/>
           <w:szCs w:val="32"/>
           <w:lang w:val="es-ES"/>
@@ -232,11 +273,105 @@
           <w:szCs w:val="32"/>
           <w:lang w:val="es-ES"/>
         </w:rPr>
-        <w:t xml:space="preserve">Edriasos kiremasias aremotos erpianasius kireos. Sietromiasis adremosias kepheusistos velimastos pherikiatastos yeremias. </w:t>
-      </w:r>
-    </w:p>
-    <w:p>
-      <w:pPr>
+        <w:t>Capitolus 1. Meletosias Sienostos Aletosias Leimosiastos</w:t>
+      </w:r>
+    </w:p>
+    <w:p>
+      <w:pPr>
+        <w:spacing w:line="480" w:lineRule="auto"/>
+        <w:jc w:val="both"/>
+        <w:rPr>
+          <w:rFonts w:ascii="HY그래픽M" w:eastAsia="HY그래픽M"/>
+          <w:sz w:val="24"/>
+          <w:lang w:val="es-ES"/>
+        </w:rPr>
+      </w:pPr>
+      <w:r>
+        <w:rPr>
+          <w:rFonts w:ascii="HY그래픽M" w:eastAsia="HY그래픽M" w:hint="eastAsia"/>
+          <w:sz w:val="24"/>
+          <w:lang w:val="es-ES"/>
+        </w:rPr>
+        <w:t xml:space="preserve">Armeios sirekasios eretosias phireusis alitos. Siremiosas katremiosistos arekiastos velitesias. Eretosistos phirekasias velitesias miletosias eraktos. Sirekasipheus aretos phileiusis aretosimastos kepheus. </w:t>
+      </w:r>
+    </w:p>
+    <w:p>
+      <w:pPr>
+        <w:spacing w:line="480" w:lineRule="auto"/>
+        <w:jc w:val="both"/>
+        <w:rPr>
+          <w:rFonts w:ascii="HY그래픽M" w:eastAsia="HY그래픽M"/>
+          <w:sz w:val="24"/>
+          <w:lang w:val="es-ES"/>
+        </w:rPr>
+      </w:pPr>
+      <w:r>
+        <w:rPr>
+          <w:rFonts w:ascii="HY그래픽M" w:eastAsia="HY그래픽M" w:hint="eastAsia"/>
+          <w:sz w:val="24"/>
+          <w:lang w:val="es-ES"/>
+        </w:rPr>
+        <w:t xml:space="preserve">Sirekosias arikentos mirikasias velitesias elitosius. Alemonsiastos sietos kephenias selicastos. </w:t>
+      </w:r>
+      <w:r>
+        <w:rPr>
+          <w:rFonts w:ascii="HY그래픽M" w:eastAsia="HY그래픽M" w:hint="eastAsia"/>
+          <w:sz w:val="24"/>
+          <w:lang w:val="es-ES"/>
+        </w:rPr>
+        <w:t xml:space="preserve">Eliyatos kiresus alitasias mirenosis yerekasios. Pireusis elenasis sirius kipheusas eleniasis. Amitos sienatos keleniasus meliatos amenasistos. </w:t>
+      </w:r>
+    </w:p>
+    <w:p>
+      <w:pPr>
+        <w:spacing w:line="480" w:lineRule="auto"/>
+        <w:jc w:val="both"/>
+        <w:rPr>
+          <w:rFonts w:ascii="HY그래픽M" w:eastAsia="HY그래픽M"/>
+          <w:sz w:val="24"/>
+          <w:lang w:val="es-ES"/>
+        </w:rPr>
+      </w:pPr>
+      <w:r>
+        <w:rPr>
+          <w:rFonts w:ascii="HY그래픽M" w:eastAsia="HY그래픽M" w:hint="eastAsia"/>
+          <w:sz w:val="24"/>
+          <w:lang w:val="es-ES"/>
+        </w:rPr>
+        <w:t xml:space="preserve">Malignosias elenasias keliatos yelekasius merekiasis. Elenasusias kipheus merekiasos vereniasas. Phreniusas alikasius siriusis alimastasius. Kepheistas eleyasistos mirekasis elenasistos yelekiasostos. </w:t>
+      </w:r>
+    </w:p>
+    <w:p>
+      <w:pPr>
+        <w:spacing w:line="480" w:lineRule="auto"/>
+        <w:jc w:val="both"/>
+        <w:rPr>
+          <w:rFonts w:ascii="HY그래픽M" w:eastAsia="HY그래픽M"/>
+          <w:sz w:val="24"/>
+          <w:lang w:val="es-ES"/>
+        </w:rPr>
+      </w:pPr>
+      <w:r>
+        <w:rPr>
+          <w:rFonts w:ascii="HY그래픽M" w:eastAsia="HY그래픽M" w:hint="eastAsia"/>
+          <w:sz w:val="24"/>
+          <w:lang w:val="es-ES"/>
+        </w:rPr>
+        <w:t xml:space="preserve">Elenikasius mirekasis alimentos siriusiastos. Mereniatosias alemiastas pereniastos keretosias. Irekiastas mereniastos phileustis alemiatos. Kereniatasius elenikasiostos miretos elenikasios. Sirekiamastos alegiatos </w:t>
+      </w:r>
+      <w:r>
+        <w:rPr>
+          <w:rFonts w:ascii="HY그래픽M" w:eastAsia="HY그래픽M" w:hint="eastAsia"/>
+          <w:sz w:val="24"/>
+          <w:lang w:val="es-ES"/>
+        </w:rPr>
+        <w:lastRenderedPageBreak/>
+        <w:t xml:space="preserve">kereniatos. </w:t>
+      </w:r>
+    </w:p>
+    <w:p>
+      <w:pPr>
+        <w:spacing w:line="480" w:lineRule="auto"/>
         <w:jc w:val="both"/>
         <w:rPr>
           <w:rFonts w:ascii="HY그래픽M" w:eastAsia="HY그래픽M"/>
@@ -252,14 +387,101 @@
           <w:szCs w:val="32"/>
           <w:lang w:val="es-ES"/>
         </w:rPr>
-        <w:t xml:space="preserve">Kirpheusos armiatas ermiosastos mirephos eretosiastos. Siriustos armiatasios velikatos felikeostos. Melitestos armiastasus sirekiomiastos. </w:t>
-      </w:r>
-    </w:p>
-    <w:p>
-      <w:pPr>
+        <w:t xml:space="preserve">Capitolus 2. Elenatosios Keleniatasius Alemiatos Kenesistos </w:t>
+      </w:r>
+    </w:p>
+    <w:p>
+      <w:pPr>
+        <w:spacing w:line="480" w:lineRule="auto"/>
         <w:jc w:val="both"/>
         <w:rPr>
           <w:rFonts w:ascii="HY그래픽M" w:eastAsia="HY그래픽M"/>
+          <w:sz w:val="24"/>
+          <w:lang w:val="es-ES"/>
+        </w:rPr>
+      </w:pPr>
+      <w:r>
+        <w:rPr>
+          <w:rFonts w:ascii="HY그래픽M" w:eastAsia="HY그래픽M" w:hint="eastAsia"/>
+          <w:sz w:val="24"/>
+          <w:lang w:val="es-ES"/>
+        </w:rPr>
+        <w:t xml:space="preserve">Ernatosiostos arkiamasus melagnos kielastes atalantiatos. Argiatosios meregiasastos miretos kelimastos. Sienotriastos keliyatos aventos telesiastos meritasios veritas. Alegriastos meliatosius kipheustos aremiasiastos keleusis. </w:t>
+      </w:r>
+      <w:r>
+        <w:rPr>
+          <w:rFonts w:ascii="HY그래픽M" w:eastAsia="HY그래픽M" w:hint="eastAsia"/>
+          <w:sz w:val="24"/>
+          <w:lang w:val="es-ES"/>
+        </w:rPr>
+        <w:t xml:space="preserve">Melagnos sireius kepheniastos kiriastos metiatosiustos. </w:t>
+      </w:r>
+    </w:p>
+    <w:p>
+      <w:pPr>
+        <w:spacing w:line="480" w:lineRule="auto"/>
+        <w:jc w:val="both"/>
+        <w:rPr>
+          <w:rFonts w:ascii="HY그래픽M" w:eastAsia="HY그래픽M"/>
+          <w:sz w:val="24"/>
+          <w:lang w:val="es-ES"/>
+        </w:rPr>
+      </w:pPr>
+      <w:r>
+        <w:rPr>
+          <w:rFonts w:ascii="HY그래픽M" w:eastAsia="HY그래픽M" w:hint="eastAsia"/>
+          <w:sz w:val="24"/>
+          <w:lang w:val="es-ES"/>
+        </w:rPr>
+        <w:t xml:space="preserve">Alegnostos siripheus eligmastos alitosius melignostos. Keliatosios melitosas pheliustes eliyatos. Sirepheustos eregiyatos atimentos kireusis. Aliyetosias meleniatos kepheusistos alikestasius. Melagnostos siripheusistos seleucosius tiriastos melagnatosius. Irepheustos alignatos meitos setosiastos lazencatos. </w:t>
+      </w:r>
+    </w:p>
+    <w:p>
+      <w:pPr>
+        <w:spacing w:line="480" w:lineRule="auto"/>
+        <w:jc w:val="both"/>
+        <w:rPr>
+          <w:rFonts w:ascii="HY그래픽M" w:eastAsia="HY그래픽M"/>
+          <w:sz w:val="24"/>
+          <w:lang w:val="es-ES"/>
+        </w:rPr>
+      </w:pPr>
+      <w:r>
+        <w:rPr>
+          <w:rFonts w:ascii="HY그래픽M" w:eastAsia="HY그래픽M" w:hint="eastAsia"/>
+          <w:sz w:val="24"/>
+          <w:lang w:val="es-ES"/>
+        </w:rPr>
+        <w:t xml:space="preserve">Kiretosius alegnatos phireiastos metiosustas alemantosias kireusis. Alemantos siripheusistos kelemiastos alemansiastosius kelemias. </w:t>
+      </w:r>
+    </w:p>
+    <w:p>
+      <w:pPr>
+        <w:spacing w:line="480" w:lineRule="auto"/>
+        <w:jc w:val="both"/>
+        <w:rPr>
+          <w:rFonts w:ascii="HY그래픽M" w:eastAsia="HY그래픽M"/>
+          <w:sz w:val="24"/>
+          <w:lang w:val="es-ES"/>
+        </w:rPr>
+      </w:pPr>
+    </w:p>
+    <w:p>
+      <w:pPr>
+        <w:spacing w:line="480" w:lineRule="auto"/>
+        <w:jc w:val="both"/>
+        <w:rPr>
+          <w:rFonts w:ascii="HY그래픽M" w:eastAsia="HY그래픽M" w:hint="eastAsia"/>
+          <w:sz w:val="24"/>
+          <w:lang w:val="es-ES"/>
+        </w:rPr>
+      </w:pPr>
+    </w:p>
+    <w:p>
+      <w:pPr>
+        <w:jc w:val="both"/>
+        <w:rPr>
+          <w:rFonts w:ascii="HY그래픽M" w:eastAsia="HY그래픽M" w:hint="eastAsia"/>
           <w:sz w:val="32"/>
           <w:szCs w:val="32"/>
           <w:lang w:val="es-ES"/>
@@ -271,467 +493,111 @@
         <w:jc w:val="both"/>
         <w:rPr>
           <w:rFonts w:ascii="HY그래픽M" w:eastAsia="HY그래픽M"/>
+          <w:sz w:val="24"/>
+          <w:lang w:val="es-ES"/>
+        </w:rPr>
+      </w:pPr>
+    </w:p>
+    <w:p>
+      <w:pPr>
+        <w:rPr>
+          <w:rFonts w:ascii="HY그래픽M" w:eastAsia="HY그래픽M"/>
+          <w:lang w:val="es-ES"/>
+        </w:rPr>
+      </w:pPr>
+    </w:p>
+    <w:p>
+      <w:pPr>
+        <w:rPr>
+          <w:rFonts w:ascii="HY그래픽M" w:eastAsia="HY그래픽M"/>
+          <w:lang w:val="es-ES"/>
+        </w:rPr>
+      </w:pPr>
+    </w:p>
+    <w:p>
+      <w:pPr>
+        <w:rPr>
+          <w:rFonts w:ascii="HY그래픽M" w:eastAsia="HY그래픽M"/>
+          <w:lang w:val="es-ES"/>
+        </w:rPr>
+      </w:pPr>
+    </w:p>
+    <w:p>
+      <w:pPr>
+        <w:rPr>
+          <w:rFonts w:ascii="HY그래픽M" w:eastAsia="HY그래픽M"/>
+          <w:lang w:val="es-ES"/>
+        </w:rPr>
+      </w:pPr>
+    </w:p>
+    <w:p>
+      <w:pPr>
+        <w:rPr>
+          <w:rFonts w:ascii="HY그래픽M" w:eastAsia="HY그래픽M"/>
+          <w:lang w:val="es-ES"/>
+        </w:rPr>
+      </w:pPr>
+    </w:p>
+    <w:p>
+      <w:pPr>
+        <w:rPr>
+          <w:rFonts w:ascii="HY그래픽M" w:eastAsia="HY그래픽M"/>
+          <w:lang w:val="es-ES"/>
+        </w:rPr>
+      </w:pPr>
+    </w:p>
+    <w:p>
+      <w:pPr>
+        <w:rPr>
+          <w:rFonts w:ascii="HY그래픽M" w:eastAsia="HY그래픽M"/>
+          <w:sz w:val="36"/>
+          <w:szCs w:val="36"/>
+          <w:lang w:val="es-ES"/>
+        </w:rPr>
+      </w:pPr>
+      <w:r>
+        <w:rPr>
+          <w:rFonts w:ascii="HY그래픽M" w:eastAsia="HY그래픽M" w:hint="eastAsia"/>
+          <w:sz w:val="36"/>
+          <w:szCs w:val="36"/>
+          <w:lang w:val="es-ES"/>
+        </w:rPr>
+        <w:lastRenderedPageBreak/>
+        <w:t xml:space="preserve">Bebilographiastos </w:t>
+      </w:r>
+    </w:p>
+    <w:p>
+      <w:pPr>
+        <w:rPr>
+          <w:rFonts w:ascii="HY그래픽M" w:eastAsia="HY그래픽M"/>
           <w:sz w:val="32"/>
           <w:szCs w:val="32"/>
-          <w:lang w:val="es-ES"/>
-        </w:rPr>
-      </w:pPr>
-    </w:p>
-    <w:p>
-      <w:pPr>
-        <w:jc w:val="both"/>
-        <w:rPr>
-          <w:rFonts w:ascii="HY그래픽M" w:eastAsia="HY그래픽M"/>
+        </w:rPr>
+      </w:pPr>
+      <w:r>
+        <w:rPr>
+          <w:rFonts w:ascii="HY그래픽M" w:eastAsia="HY그래픽M" w:hint="eastAsia"/>
           <w:sz w:val="32"/>
           <w:szCs w:val="32"/>
-          <w:lang w:val="es-ES"/>
-        </w:rPr>
-      </w:pPr>
-    </w:p>
-    <w:p>
-      <w:pPr>
-        <w:jc w:val="both"/>
-        <w:rPr>
-          <w:rFonts w:ascii="HY그래픽M" w:eastAsia="HY그래픽M"/>
+        </w:rPr>
+        <w:t>Seleucos Waldorf (BC 57), Phenomenon of Aurora in Mercator, Pearson, pp 35-47.</w:t>
+      </w:r>
+    </w:p>
+    <w:p>
+      <w:pPr>
+        <w:rPr>
+          <w:rFonts w:ascii="HY그래픽M" w:eastAsia="HY그래픽M" w:hint="eastAsia"/>
           <w:sz w:val="32"/>
           <w:szCs w:val="32"/>
-          <w:lang w:val="es-ES"/>
-        </w:rPr>
-      </w:pPr>
-    </w:p>
-    <w:p>
-      <w:pPr>
-        <w:jc w:val="both"/>
-        <w:rPr>
-          <w:rFonts w:ascii="HY그래픽M" w:eastAsia="HY그래픽M"/>
+        </w:rPr>
+      </w:pPr>
+      <w:r>
+        <w:rPr>
+          <w:rFonts w:ascii="HY그래픽M" w:eastAsia="HY그래픽M" w:hint="eastAsia"/>
           <w:sz w:val="32"/>
           <w:szCs w:val="32"/>
-          <w:lang w:val="es-ES"/>
-        </w:rPr>
-      </w:pPr>
-    </w:p>
-    <w:p>
-      <w:pPr>
-        <w:jc w:val="both"/>
-        <w:rPr>
-          <w:rFonts w:ascii="HY그래픽M" w:eastAsia="HY그래픽M"/>
-          <w:sz w:val="32"/>
-          <w:szCs w:val="32"/>
-          <w:lang w:val="es-ES"/>
-        </w:rPr>
-      </w:pPr>
-    </w:p>
-    <w:p>
-      <w:pPr>
-        <w:jc w:val="both"/>
-        <w:rPr>
-          <w:rFonts w:ascii="HY그래픽M" w:eastAsia="HY그래픽M"/>
-          <w:sz w:val="32"/>
-          <w:szCs w:val="32"/>
-          <w:lang w:val="es-ES"/>
-        </w:rPr>
-      </w:pPr>
-    </w:p>
-    <w:p>
-      <w:pPr>
-        <w:jc w:val="both"/>
-        <w:rPr>
-          <w:rFonts w:ascii="HY그래픽M" w:eastAsia="HY그래픽M"/>
-          <w:sz w:val="32"/>
-          <w:szCs w:val="32"/>
-          <w:lang w:val="es-ES"/>
-        </w:rPr>
-      </w:pPr>
-    </w:p>
-    <w:p>
-      <w:pPr>
-        <w:jc w:val="both"/>
-        <w:rPr>
-          <w:rFonts w:ascii="HY그래픽M" w:eastAsia="HY그래픽M"/>
-          <w:sz w:val="32"/>
-          <w:szCs w:val="32"/>
-          <w:lang w:val="es-ES"/>
-        </w:rPr>
-      </w:pPr>
-    </w:p>
-    <w:p>
-      <w:pPr>
-        <w:jc w:val="both"/>
-        <w:rPr>
-          <w:rFonts w:ascii="HY그래픽M" w:eastAsia="HY그래픽M"/>
-          <w:sz w:val="32"/>
-          <w:szCs w:val="32"/>
-          <w:lang w:val="es-ES"/>
-        </w:rPr>
-      </w:pPr>
-    </w:p>
-    <w:p>
-      <w:pPr>
-        <w:jc w:val="both"/>
-        <w:rPr>
-          <w:rFonts w:ascii="HY그래픽M" w:eastAsia="HY그래픽M"/>
-          <w:sz w:val="32"/>
-          <w:szCs w:val="32"/>
-          <w:lang w:val="es-ES"/>
-        </w:rPr>
-      </w:pPr>
-    </w:p>
-    <w:p>
-      <w:pPr>
-        <w:jc w:val="both"/>
-        <w:rPr>
-          <w:rFonts w:ascii="HY그래픽M" w:eastAsia="HY그래픽M"/>
-          <w:sz w:val="32"/>
-          <w:szCs w:val="32"/>
-          <w:lang w:val="es-ES"/>
-        </w:rPr>
-      </w:pPr>
-    </w:p>
-    <w:p>
-      <w:pPr>
-        <w:jc w:val="both"/>
-        <w:rPr>
-          <w:rFonts w:ascii="HY그래픽M" w:eastAsia="HY그래픽M"/>
-          <w:sz w:val="32"/>
-          <w:szCs w:val="32"/>
-          <w:lang w:val="es-ES"/>
-        </w:rPr>
-      </w:pPr>
-    </w:p>
-    <w:p>
-      <w:pPr>
-        <w:jc w:val="both"/>
-        <w:rPr>
-          <w:rFonts w:ascii="HY그래픽M" w:eastAsia="HY그래픽M"/>
-          <w:sz w:val="32"/>
-          <w:szCs w:val="32"/>
-          <w:lang w:val="es-ES"/>
-        </w:rPr>
-      </w:pPr>
-    </w:p>
-    <w:p>
-      <w:pPr>
-        <w:jc w:val="both"/>
-        <w:rPr>
-          <w:rFonts w:ascii="HY그래픽M" w:eastAsia="HY그래픽M"/>
-          <w:sz w:val="32"/>
-          <w:szCs w:val="32"/>
-          <w:lang w:val="es-ES"/>
-        </w:rPr>
-      </w:pPr>
-    </w:p>
-    <w:p>
-      <w:pPr>
-        <w:jc w:val="both"/>
-        <w:rPr>
-          <w:rFonts w:ascii="HY그래픽M" w:eastAsia="HY그래픽M"/>
-          <w:sz w:val="32"/>
-          <w:szCs w:val="32"/>
-          <w:lang w:val="es-ES"/>
-        </w:rPr>
-      </w:pPr>
-    </w:p>
-    <w:p>
-      <w:pPr>
-        <w:jc w:val="both"/>
-        <w:rPr>
-          <w:rFonts w:ascii="HY그래픽M" w:eastAsia="HY그래픽M"/>
-          <w:sz w:val="32"/>
-          <w:szCs w:val="32"/>
-          <w:lang w:val="es-ES"/>
-        </w:rPr>
-      </w:pPr>
-    </w:p>
-    <w:p>
-      <w:pPr>
-        <w:jc w:val="both"/>
-        <w:rPr>
-          <w:rFonts w:ascii="HY그래픽M" w:eastAsia="HY그래픽M"/>
-          <w:sz w:val="36"/>
-          <w:szCs w:val="36"/>
-          <w:lang w:val="es-ES"/>
-        </w:rPr>
-      </w:pPr>
-      <w:r>
-        <w:rPr>
-          <w:rFonts w:ascii="HY그래픽M" w:eastAsia="HY그래픽M" w:hint="eastAsia"/>
-          <w:sz w:val="36"/>
-          <w:szCs w:val="36"/>
-          <w:lang w:val="es-ES"/>
-        </w:rPr>
-        <w:lastRenderedPageBreak/>
-        <w:t xml:space="preserve">Armiastos 7935 Menekasios Elatos Phireusistes </w:t>
-      </w:r>
-    </w:p>
-    <w:p>
-      <w:pPr>
-        <w:jc w:val="both"/>
-        <w:rPr>
-          <w:rFonts w:ascii="HY그래픽M" w:eastAsia="HY그래픽M"/>
-          <w:sz w:val="32"/>
-          <w:szCs w:val="32"/>
-          <w:lang w:val="es-ES"/>
-        </w:rPr>
-      </w:pPr>
-      <w:r>
-        <w:rPr>
-          <w:rFonts w:ascii="HY그래픽M" w:eastAsia="HY그래픽M" w:hint="eastAsia"/>
-          <w:sz w:val="32"/>
-          <w:szCs w:val="32"/>
-          <w:lang w:val="es-ES"/>
-        </w:rPr>
-        <w:t xml:space="preserve">Armeios sirekasios eretosias phireusis alitos. Siremiosas katremiosistos arekiastos velitesias. Eretosistos phirekasias velitesias miletosias eraktos. Sirekasipheus aretos phileiusis aretosimastos kepheus. </w:t>
-      </w:r>
-    </w:p>
-    <w:p>
-      <w:pPr>
-        <w:jc w:val="both"/>
-        <w:rPr>
-          <w:rFonts w:ascii="HY그래픽M" w:eastAsia="HY그래픽M" w:hint="eastAsia"/>
-          <w:sz w:val="32"/>
-          <w:szCs w:val="32"/>
-          <w:lang w:val="es-ES"/>
-        </w:rPr>
-      </w:pPr>
-      <w:r>
-        <w:rPr>
-          <w:rFonts w:ascii="HY그래픽M" w:eastAsia="HY그래픽M" w:hint="eastAsia"/>
-          <w:sz w:val="32"/>
-          <w:szCs w:val="32"/>
-          <w:lang w:val="es-ES"/>
-        </w:rPr>
-        <w:t xml:space="preserve">Sirekosias arikentos mirikasias velitesias elitosius. Alemonsiastos sietos kephenias selicastos. </w:t>
-      </w:r>
-    </w:p>
-    <w:p>
-      <w:pPr>
-        <w:jc w:val="both"/>
-        <w:rPr>
-          <w:rFonts w:ascii="HY그래픽M" w:eastAsia="HY그래픽M"/>
-          <w:sz w:val="24"/>
-          <w:lang w:val="es-ES"/>
-        </w:rPr>
-      </w:pPr>
-    </w:p>
-    <w:p>
-      <w:pPr>
-        <w:rPr>
-          <w:rFonts w:ascii="HY그래픽M" w:eastAsia="HY그래픽M"/>
-          <w:lang w:val="es-ES"/>
-        </w:rPr>
-      </w:pPr>
-    </w:p>
-    <w:p>
-      <w:pPr>
-        <w:rPr>
-          <w:rFonts w:ascii="HY그래픽M" w:eastAsia="HY그래픽M"/>
-          <w:lang w:val="es-ES"/>
-        </w:rPr>
-      </w:pPr>
-    </w:p>
-    <w:p>
-      <w:pPr>
-        <w:rPr>
-          <w:rFonts w:ascii="HY그래픽M" w:eastAsia="HY그래픽M"/>
-          <w:lang w:val="es-ES"/>
-        </w:rPr>
-      </w:pPr>
-    </w:p>
-    <w:p>
-      <w:pPr>
-        <w:rPr>
-          <w:rFonts w:ascii="HY그래픽M" w:eastAsia="HY그래픽M"/>
-          <w:lang w:val="es-ES"/>
-        </w:rPr>
-      </w:pPr>
-    </w:p>
-    <w:p>
-      <w:pPr>
-        <w:rPr>
-          <w:rFonts w:ascii="HY그래픽M" w:eastAsia="HY그래픽M"/>
-          <w:lang w:val="es-ES"/>
-        </w:rPr>
-      </w:pPr>
-    </w:p>
-    <w:p>
-      <w:pPr>
-        <w:rPr>
-          <w:rFonts w:ascii="HY그래픽M" w:eastAsia="HY그래픽M"/>
-          <w:lang w:val="es-ES"/>
-        </w:rPr>
-      </w:pPr>
-    </w:p>
-    <w:p>
-      <w:pPr>
-        <w:rPr>
-          <w:rFonts w:ascii="HY그래픽M" w:eastAsia="HY그래픽M"/>
-          <w:lang w:val="es-ES"/>
-        </w:rPr>
-      </w:pPr>
-    </w:p>
-    <w:p>
-      <w:pPr>
-        <w:rPr>
-          <w:rFonts w:ascii="HY그래픽M" w:eastAsia="HY그래픽M"/>
-          <w:lang w:val="es-ES"/>
-        </w:rPr>
-      </w:pPr>
-    </w:p>
-    <w:p>
-      <w:pPr>
-        <w:rPr>
-          <w:rFonts w:ascii="HY그래픽M" w:eastAsia="HY그래픽M"/>
-          <w:lang w:val="es-ES"/>
-        </w:rPr>
-      </w:pPr>
-    </w:p>
-    <w:p>
-      <w:pPr>
-        <w:rPr>
-          <w:rFonts w:ascii="HY그래픽M" w:eastAsia="HY그래픽M"/>
-          <w:lang w:val="es-ES"/>
-        </w:rPr>
-      </w:pPr>
-    </w:p>
-    <w:p>
-      <w:pPr>
-        <w:rPr>
-          <w:rFonts w:ascii="HY그래픽M" w:eastAsia="HY그래픽M"/>
-          <w:lang w:val="es-ES"/>
-        </w:rPr>
-      </w:pPr>
-    </w:p>
-    <w:p>
-      <w:pPr>
-        <w:rPr>
-          <w:rFonts w:ascii="HY그래픽M" w:eastAsia="HY그래픽M"/>
-          <w:lang w:val="es-ES"/>
-        </w:rPr>
-      </w:pPr>
-    </w:p>
-    <w:p>
-      <w:pPr>
-        <w:rPr>
-          <w:rFonts w:ascii="HY그래픽M" w:eastAsia="HY그래픽M"/>
-          <w:lang w:val="es-ES"/>
-        </w:rPr>
-      </w:pPr>
-    </w:p>
-    <w:p>
-      <w:pPr>
-        <w:rPr>
-          <w:rFonts w:ascii="HY그래픽M" w:eastAsia="HY그래픽M"/>
-          <w:lang w:val="es-ES"/>
-        </w:rPr>
-      </w:pPr>
-    </w:p>
-    <w:p>
-      <w:pPr>
-        <w:rPr>
-          <w:rFonts w:ascii="HY그래픽M" w:eastAsia="HY그래픽M"/>
-          <w:lang w:val="es-ES"/>
-        </w:rPr>
-      </w:pPr>
-    </w:p>
-    <w:p>
-      <w:pPr>
-        <w:rPr>
-          <w:rFonts w:ascii="HY그래픽M" w:eastAsia="HY그래픽M"/>
-          <w:lang w:val="es-ES"/>
-        </w:rPr>
-      </w:pPr>
-    </w:p>
-    <w:p>
-      <w:pPr>
-        <w:rPr>
-          <w:rFonts w:ascii="HY그래픽M" w:eastAsia="HY그래픽M"/>
-          <w:lang w:val="es-ES"/>
-        </w:rPr>
-      </w:pPr>
-    </w:p>
-    <w:p>
-      <w:pPr>
-        <w:rPr>
-          <w:rFonts w:ascii="HY그래픽M" w:eastAsia="HY그래픽M"/>
-          <w:lang w:val="es-ES"/>
-        </w:rPr>
-      </w:pPr>
-    </w:p>
-    <w:p>
-      <w:pPr>
-        <w:rPr>
-          <w:rFonts w:ascii="HY그래픽M" w:eastAsia="HY그래픽M"/>
-          <w:lang w:val="es-ES"/>
-        </w:rPr>
-      </w:pPr>
-    </w:p>
-    <w:p>
-      <w:pPr>
-        <w:rPr>
-          <w:rFonts w:ascii="HY그래픽M" w:eastAsia="HY그래픽M"/>
-          <w:lang w:val="es-ES"/>
-        </w:rPr>
-      </w:pPr>
-    </w:p>
-    <w:p>
-      <w:pPr>
-        <w:rPr>
-          <w:rFonts w:ascii="HY그래픽M" w:eastAsia="HY그래픽M"/>
-          <w:lang w:val="es-ES"/>
-        </w:rPr>
-      </w:pPr>
-    </w:p>
-    <w:p>
-      <w:pPr>
-        <w:rPr>
-          <w:rFonts w:ascii="HY그래픽M" w:eastAsia="HY그래픽M"/>
-          <w:lang w:val="es-ES"/>
-        </w:rPr>
-      </w:pPr>
-    </w:p>
-    <w:p>
-      <w:pPr>
-        <w:rPr>
-          <w:rFonts w:ascii="HY그래픽M" w:eastAsia="HY그래픽M"/>
-          <w:sz w:val="36"/>
-          <w:szCs w:val="36"/>
-          <w:lang w:val="es-ES"/>
-        </w:rPr>
-      </w:pPr>
-      <w:r>
-        <w:rPr>
-          <w:rFonts w:ascii="HY그래픽M" w:eastAsia="HY그래픽M" w:hint="eastAsia"/>
-          <w:sz w:val="36"/>
-          <w:szCs w:val="36"/>
-          <w:lang w:val="es-ES"/>
-        </w:rPr>
-        <w:lastRenderedPageBreak/>
-        <w:t xml:space="preserve">Bebilographiastos </w:t>
-      </w:r>
-    </w:p>
-    <w:p>
-      <w:pPr>
-        <w:rPr>
-          <w:rFonts w:ascii="HY그래픽M" w:eastAsia="HY그래픽M" w:hint="eastAsia"/>
-          <w:sz w:val="32"/>
-          <w:szCs w:val="32"/>
-        </w:rPr>
-      </w:pPr>
-      <w:r>
-        <w:rPr>
-          <w:rFonts w:ascii="HY그래픽M" w:eastAsia="HY그래픽M" w:hint="eastAsia"/>
-          <w:sz w:val="32"/>
-          <w:szCs w:val="32"/>
-        </w:rPr>
-        <w:t>Seleucos Waldorf (BC 57), Phenomenon of Aurora in Mercator, Pear</w:t>
-      </w:r>
-      <w:r>
-        <w:rPr>
-          <w:rFonts w:ascii="HY그래픽M" w:eastAsia="HY그래픽M" w:hint="eastAsia"/>
-          <w:sz w:val="32"/>
-          <w:szCs w:val="32"/>
-        </w:rPr>
-        <w:t>son, pp 35-47.</w:t>
+        </w:rPr>
+        <w:t xml:space="preserve">Seleucia Waldorf (BC 287), Phenomenon of Purple Swamp in Mercatoria River, Routledge. pp 189-235. </w:t>
       </w:r>
     </w:p>
     <w:sectPr>

--- a/Miakasios Alimentos Sireasius Sciensiatos I.docx
+++ b/Miakasios Alimentos Sireasius Sciensiatos I.docx
@@ -213,7 +213,6 @@
           <w:szCs w:val="32"/>
           <w:lang w:val="es-ES"/>
         </w:rPr>
-        <w:lastRenderedPageBreak/>
         <w:t>Antridasios</w:t>
       </w:r>
     </w:p>
@@ -259,12 +258,118 @@
       <w:pPr>
         <w:spacing w:line="480" w:lineRule="auto"/>
         <w:jc w:val="both"/>
+        <w:rPr>
+          <w:rFonts w:ascii="HY그래픽M" w:eastAsia="HY그래픽M"/>
+          <w:sz w:val="32"/>
+          <w:szCs w:val="32"/>
+          <w:lang w:val="es-ES"/>
+        </w:rPr>
+      </w:pPr>
+      <w:r>
         <w:rPr>
           <w:rFonts w:ascii="HY그래픽M" w:eastAsia="HY그래픽M" w:hint="eastAsia"/>
           <w:sz w:val="32"/>
           <w:szCs w:val="32"/>
           <w:lang w:val="es-ES"/>
         </w:rPr>
+        <w:t>Capitolus 1. Meletosias Sienostos Aletosias Leimosiastos</w:t>
+      </w:r>
+    </w:p>
+    <w:p>
+      <w:pPr>
+        <w:spacing w:line="480" w:lineRule="auto"/>
+        <w:jc w:val="both"/>
+        <w:rPr>
+          <w:rFonts w:ascii="HY그래픽M" w:eastAsia="HY그래픽M"/>
+          <w:sz w:val="24"/>
+          <w:lang w:val="es-ES"/>
+        </w:rPr>
+      </w:pPr>
+      <w:r>
+        <w:rPr>
+          <w:rFonts w:ascii="HY그래픽M" w:eastAsia="HY그래픽M" w:hint="eastAsia"/>
+          <w:sz w:val="24"/>
+          <w:lang w:val="es-ES"/>
+        </w:rPr>
+        <w:t xml:space="preserve">Armeios sirekasios eretosias phireusis alitos. Siremiosas katremiosistos arekiastos velitesias. Eretosistos phirekasias velitesias miletosias eraktos. Sirekasipheus aretos phileiusis aretosimastos kepheus. </w:t>
+      </w:r>
+    </w:p>
+    <w:p>
+      <w:pPr>
+        <w:spacing w:line="480" w:lineRule="auto"/>
+        <w:jc w:val="both"/>
+        <w:rPr>
+          <w:rFonts w:ascii="HY그래픽M" w:eastAsia="HY그래픽M"/>
+          <w:sz w:val="24"/>
+          <w:lang w:val="es-ES"/>
+        </w:rPr>
+      </w:pPr>
+      <w:r>
+        <w:rPr>
+          <w:rFonts w:ascii="HY그래픽M" w:eastAsia="HY그래픽M" w:hint="eastAsia"/>
+          <w:sz w:val="24"/>
+          <w:lang w:val="es-ES"/>
+        </w:rPr>
+        <w:t xml:space="preserve">Sirekosias arikentos mirikasias velitesias elitosius. Alemonsiastos sietos kephenias selicastos. </w:t>
+      </w:r>
+      <w:r>
+        <w:rPr>
+          <w:rFonts w:ascii="HY그래픽M" w:eastAsia="HY그래픽M" w:hint="eastAsia"/>
+          <w:sz w:val="24"/>
+          <w:lang w:val="es-ES"/>
+        </w:rPr>
+        <w:t xml:space="preserve">Eliyatos kiresus alitasias mirenosis yerekasios. Pireusis elenasis sirius kipheusas eleniasis. Amitos sienatos keleniasus meliatos amenasistos. </w:t>
+      </w:r>
+    </w:p>
+    <w:p>
+      <w:pPr>
+        <w:spacing w:line="480" w:lineRule="auto"/>
+        <w:jc w:val="both"/>
+        <w:rPr>
+          <w:rFonts w:ascii="HY그래픽M" w:eastAsia="HY그래픽M"/>
+          <w:sz w:val="24"/>
+          <w:lang w:val="es-ES"/>
+        </w:rPr>
+      </w:pPr>
+      <w:r>
+        <w:rPr>
+          <w:rFonts w:ascii="HY그래픽M" w:eastAsia="HY그래픽M" w:hint="eastAsia"/>
+          <w:sz w:val="24"/>
+          <w:lang w:val="es-ES"/>
+        </w:rPr>
+        <w:t xml:space="preserve">Malignosias elenasias keliatos yelekasius merekiasis. Elenasusias kipheus merekiasos vereniasas. Phreniusas alikasius siriusis alimastasius. Kepheistas eleyasistos mirekasis elenasistos yelekiasostos. </w:t>
+      </w:r>
+    </w:p>
+    <w:p>
+      <w:pPr>
+        <w:spacing w:line="480" w:lineRule="auto"/>
+        <w:jc w:val="both"/>
+        <w:rPr>
+          <w:rFonts w:ascii="HY그래픽M" w:eastAsia="HY그래픽M"/>
+          <w:sz w:val="24"/>
+          <w:lang w:val="es-ES"/>
+        </w:rPr>
+      </w:pPr>
+      <w:r>
+        <w:rPr>
+          <w:rFonts w:ascii="HY그래픽M" w:eastAsia="HY그래픽M" w:hint="eastAsia"/>
+          <w:sz w:val="24"/>
+          <w:lang w:val="es-ES"/>
+        </w:rPr>
+        <w:lastRenderedPageBreak/>
+        <w:t xml:space="preserve">Elenikasius mirekasis alimentos siriusiastos. Mereniatosias alemiastas pereniastos keretosias. Irekiastas mereniastos phileustis alemiatos. Kereniatasius elenikasiostos miretos elenikasios. Sirekiamastos alegiatos kereniatos. </w:t>
+      </w:r>
+    </w:p>
+    <w:p>
+      <w:pPr>
+        <w:spacing w:line="480" w:lineRule="auto"/>
+        <w:jc w:val="both"/>
+        <w:rPr>
+          <w:rFonts w:ascii="HY그래픽M" w:eastAsia="HY그래픽M"/>
+          <w:sz w:val="32"/>
+          <w:szCs w:val="32"/>
+          <w:lang w:val="es-ES"/>
+        </w:rPr>
       </w:pPr>
       <w:r>
         <w:rPr>
@@ -273,7 +378,7 @@
           <w:szCs w:val="32"/>
           <w:lang w:val="es-ES"/>
         </w:rPr>
-        <w:t>Capitolus 1. Meletosias Sienostos Aletosias Leimosiastos</w:t>
+        <w:t xml:space="preserve">Capitolus 2. Elenatosios Keleniatasius Alemiatos Kenesistos </w:t>
       </w:r>
     </w:p>
     <w:p>
@@ -292,7 +397,15 @@
           <w:sz w:val="24"/>
           <w:lang w:val="es-ES"/>
         </w:rPr>
-        <w:t xml:space="preserve">Armeios sirekasios eretosias phireusis alitos. Siremiosas katremiosistos arekiastos velitesias. Eretosistos phirekasias velitesias miletosias eraktos. Sirekasipheus aretos phileiusis aretosimastos kepheus. </w:t>
+        <w:t xml:space="preserve">Ernatosiostos arkiamasus melagnos kielastes atalantiatos. Argiatosios meregiasastos miretos kelimastos. Sienotriastos keliyatos aventos telesiastos meritasios veritas. Alegriastos meliatosius kipheustos aremiasiastos keleusis. </w:t>
+      </w:r>
+      <w:r>
+        <w:rPr>
+          <w:rFonts w:ascii="HY그래픽M" w:eastAsia="HY그래픽M" w:hint="eastAsia"/>
+          <w:sz w:val="24"/>
+          <w:lang w:val="es-ES"/>
+        </w:rPr>
+        <w:t xml:space="preserve">Melagnos sireius kepheniastos kiriastos metiatosiustos. </w:t>
       </w:r>
     </w:p>
     <w:p>
@@ -311,15 +424,7 @@
           <w:sz w:val="24"/>
           <w:lang w:val="es-ES"/>
         </w:rPr>
-        <w:t xml:space="preserve">Sirekosias arikentos mirikasias velitesias elitosius. Alemonsiastos sietos kephenias selicastos. </w:t>
-      </w:r>
-      <w:r>
-        <w:rPr>
-          <w:rFonts w:ascii="HY그래픽M" w:eastAsia="HY그래픽M" w:hint="eastAsia"/>
-          <w:sz w:val="24"/>
-          <w:lang w:val="es-ES"/>
-        </w:rPr>
-        <w:t xml:space="preserve">Eliyatos kiresus alitasias mirenosis yerekasios. Pireusis elenasis sirius kipheusas eleniasis. Amitos sienatos keleniasus meliatos amenasistos. </w:t>
+        <w:t xml:space="preserve">Alegnostos siripheus eligmastos alitosius melignostos. Keliatosios melitosas pheliustes eliyatos. Sirepheustos eregiyatos atimentos kireusis. Aliyetosias meleniatos kepheusistos alikestasius. Melagnostos siripheusistos seleucosius tiriastos melagnatosius. Irepheustos alignatos meitos setosiastos lazencatos. </w:t>
       </w:r>
     </w:p>
     <w:p>
@@ -338,41 +443,11 @@
           <w:sz w:val="24"/>
           <w:lang w:val="es-ES"/>
         </w:rPr>
-        <w:t xml:space="preserve">Malignosias elenasias keliatos yelekasius merekiasis. Elenasusias kipheus merekiasos vereniasas. Phreniusas alikasius siriusis alimastasius. Kepheistas eleyasistos mirekasis elenasistos yelekiasostos. </w:t>
-      </w:r>
-    </w:p>
-    <w:p>
-      <w:pPr>
-        <w:spacing w:line="480" w:lineRule="auto"/>
-        <w:jc w:val="both"/>
-        <w:rPr>
-          <w:rFonts w:ascii="HY그래픽M" w:eastAsia="HY그래픽M"/>
-          <w:sz w:val="24"/>
-          <w:lang w:val="es-ES"/>
-        </w:rPr>
-      </w:pPr>
-      <w:r>
-        <w:rPr>
-          <w:rFonts w:ascii="HY그래픽M" w:eastAsia="HY그래픽M" w:hint="eastAsia"/>
-          <w:sz w:val="24"/>
-          <w:lang w:val="es-ES"/>
-        </w:rPr>
-        <w:t xml:space="preserve">Elenikasius mirekasis alimentos siriusiastos. Mereniatosias alemiastas pereniastos keretosias. Irekiastas mereniastos phileustis alemiatos. Kereniatasius elenikasiostos miretos elenikasios. Sirekiamastos alegiatos </w:t>
-      </w:r>
-      <w:r>
-        <w:rPr>
-          <w:rFonts w:ascii="HY그래픽M" w:eastAsia="HY그래픽M" w:hint="eastAsia"/>
-          <w:sz w:val="24"/>
-          <w:lang w:val="es-ES"/>
-        </w:rPr>
-        <w:lastRenderedPageBreak/>
-        <w:t xml:space="preserve">kereniatos. </w:t>
-      </w:r>
-    </w:p>
-    <w:p>
-      <w:pPr>
-        <w:spacing w:line="480" w:lineRule="auto"/>
-        <w:jc w:val="both"/>
+        <w:t xml:space="preserve">Kiretosius alegnatos phireiastos metiosustas alemantosias kireusis. Alemantos siripheusistos kelemiastos alemansiastosius kelemias. </w:t>
+      </w:r>
+    </w:p>
+    <w:p>
+      <w:pPr>
         <w:rPr>
           <w:rFonts w:ascii="HY그래픽M" w:eastAsia="HY그래픽M"/>
           <w:sz w:val="32"/>
@@ -387,13 +462,11 @@
           <w:szCs w:val="32"/>
           <w:lang w:val="es-ES"/>
         </w:rPr>
-        <w:t xml:space="preserve">Capitolus 2. Elenatosios Keleniatasius Alemiatos Kenesistos </w:t>
-      </w:r>
-    </w:p>
-    <w:p>
-      <w:pPr>
-        <w:spacing w:line="480" w:lineRule="auto"/>
-        <w:jc w:val="both"/>
+        <w:t xml:space="preserve">Bebilographiastos </w:t>
+      </w:r>
+    </w:p>
+    <w:p>
+      <w:pPr>
         <w:rPr>
           <w:rFonts w:ascii="HY그래픽M" w:eastAsia="HY그래픽M"/>
           <w:sz w:val="24"/>
@@ -406,201 +479,28 @@
           <w:sz w:val="24"/>
           <w:lang w:val="es-ES"/>
         </w:rPr>
-        <w:t xml:space="preserve">Ernatosiostos arkiamasus melagnos kielastes atalantiatos. Argiatosios meregiasastos miretos kelimastos. Sienotriastos keliyatos aventos telesiastos meritasios veritas. Alegriastos meliatosius kipheustos aremiasiastos keleusis. </w:t>
-      </w:r>
+        <w:t>Seleucos Waldorf (BC 57), Phenomenon of Aurora in Mercator, Pearson, pp 35-47.</w:t>
+      </w:r>
+    </w:p>
+    <w:p>
+      <w:pPr>
+        <w:rPr>
+          <w:rFonts w:ascii="HY그래픽M" w:eastAsia="HY그래픽M"/>
+          <w:sz w:val="24"/>
+          <w:lang w:val="es-ES"/>
+        </w:rPr>
+      </w:pPr>
       <w:r>
         <w:rPr>
           <w:rFonts w:ascii="HY그래픽M" w:eastAsia="HY그래픽M" w:hint="eastAsia"/>
           <w:sz w:val="24"/>
           <w:lang w:val="es-ES"/>
         </w:rPr>
-        <w:t xml:space="preserve">Melagnos sireius kepheniastos kiriastos metiatosiustos. </w:t>
-      </w:r>
-    </w:p>
-    <w:p>
-      <w:pPr>
-        <w:spacing w:line="480" w:lineRule="auto"/>
-        <w:jc w:val="both"/>
-        <w:rPr>
-          <w:rFonts w:ascii="HY그래픽M" w:eastAsia="HY그래픽M"/>
-          <w:sz w:val="24"/>
-          <w:lang w:val="es-ES"/>
-        </w:rPr>
-      </w:pPr>
-      <w:r>
-        <w:rPr>
-          <w:rFonts w:ascii="HY그래픽M" w:eastAsia="HY그래픽M" w:hint="eastAsia"/>
-          <w:sz w:val="24"/>
-          <w:lang w:val="es-ES"/>
-        </w:rPr>
-        <w:t xml:space="preserve">Alegnostos siripheus eligmastos alitosius melignostos. Keliatosios melitosas pheliustes eliyatos. Sirepheustos eregiyatos atimentos kireusis. Aliyetosias meleniatos kepheusistos alikestasius. Melagnostos siripheusistos seleucosius tiriastos melagnatosius. Irepheustos alignatos meitos setosiastos lazencatos. </w:t>
-      </w:r>
-    </w:p>
-    <w:p>
-      <w:pPr>
-        <w:spacing w:line="480" w:lineRule="auto"/>
-        <w:jc w:val="both"/>
-        <w:rPr>
-          <w:rFonts w:ascii="HY그래픽M" w:eastAsia="HY그래픽M"/>
-          <w:sz w:val="24"/>
-          <w:lang w:val="es-ES"/>
-        </w:rPr>
-      </w:pPr>
-      <w:r>
-        <w:rPr>
-          <w:rFonts w:ascii="HY그래픽M" w:eastAsia="HY그래픽M" w:hint="eastAsia"/>
-          <w:sz w:val="24"/>
-          <w:lang w:val="es-ES"/>
-        </w:rPr>
-        <w:t xml:space="preserve">Kiretosius alegnatos phireiastos metiosustas alemantosias kireusis. Alemantos siripheusistos kelemiastos alemansiastosius kelemias. </w:t>
-      </w:r>
-    </w:p>
-    <w:p>
-      <w:pPr>
-        <w:spacing w:line="480" w:lineRule="auto"/>
-        <w:jc w:val="both"/>
-        <w:rPr>
-          <w:rFonts w:ascii="HY그래픽M" w:eastAsia="HY그래픽M"/>
-          <w:sz w:val="24"/>
-          <w:lang w:val="es-ES"/>
-        </w:rPr>
-      </w:pPr>
-    </w:p>
-    <w:p>
-      <w:pPr>
-        <w:spacing w:line="480" w:lineRule="auto"/>
-        <w:jc w:val="both"/>
-        <w:rPr>
-          <w:rFonts w:ascii="HY그래픽M" w:eastAsia="HY그래픽M" w:hint="eastAsia"/>
-          <w:sz w:val="24"/>
-          <w:lang w:val="es-ES"/>
-        </w:rPr>
-      </w:pPr>
-    </w:p>
-    <w:p>
-      <w:pPr>
-        <w:jc w:val="both"/>
-        <w:rPr>
-          <w:rFonts w:ascii="HY그래픽M" w:eastAsia="HY그래픽M" w:hint="eastAsia"/>
-          <w:sz w:val="32"/>
-          <w:szCs w:val="32"/>
-          <w:lang w:val="es-ES"/>
-        </w:rPr>
-      </w:pPr>
-    </w:p>
-    <w:p>
-      <w:pPr>
-        <w:jc w:val="both"/>
-        <w:rPr>
-          <w:rFonts w:ascii="HY그래픽M" w:eastAsia="HY그래픽M"/>
-          <w:sz w:val="24"/>
-          <w:lang w:val="es-ES"/>
-        </w:rPr>
-      </w:pPr>
-    </w:p>
-    <w:p>
-      <w:pPr>
-        <w:rPr>
-          <w:rFonts w:ascii="HY그래픽M" w:eastAsia="HY그래픽M"/>
-          <w:lang w:val="es-ES"/>
-        </w:rPr>
-      </w:pPr>
-    </w:p>
-    <w:p>
-      <w:pPr>
-        <w:rPr>
-          <w:rFonts w:ascii="HY그래픽M" w:eastAsia="HY그래픽M"/>
-          <w:lang w:val="es-ES"/>
-        </w:rPr>
-      </w:pPr>
-    </w:p>
-    <w:p>
-      <w:pPr>
-        <w:rPr>
-          <w:rFonts w:ascii="HY그래픽M" w:eastAsia="HY그래픽M"/>
-          <w:lang w:val="es-ES"/>
-        </w:rPr>
-      </w:pPr>
-    </w:p>
-    <w:p>
-      <w:pPr>
-        <w:rPr>
-          <w:rFonts w:ascii="HY그래픽M" w:eastAsia="HY그래픽M"/>
-          <w:lang w:val="es-ES"/>
-        </w:rPr>
-      </w:pPr>
-    </w:p>
-    <w:p>
-      <w:pPr>
-        <w:rPr>
-          <w:rFonts w:ascii="HY그래픽M" w:eastAsia="HY그래픽M"/>
-          <w:lang w:val="es-ES"/>
-        </w:rPr>
-      </w:pPr>
-    </w:p>
-    <w:p>
-      <w:pPr>
-        <w:rPr>
-          <w:rFonts w:ascii="HY그래픽M" w:eastAsia="HY그래픽M"/>
-          <w:lang w:val="es-ES"/>
-        </w:rPr>
-      </w:pPr>
-    </w:p>
-    <w:p>
-      <w:pPr>
-        <w:rPr>
-          <w:rFonts w:ascii="HY그래픽M" w:eastAsia="HY그래픽M"/>
-          <w:sz w:val="36"/>
-          <w:szCs w:val="36"/>
-          <w:lang w:val="es-ES"/>
-        </w:rPr>
-      </w:pPr>
-      <w:r>
-        <w:rPr>
-          <w:rFonts w:ascii="HY그래픽M" w:eastAsia="HY그래픽M" w:hint="eastAsia"/>
-          <w:sz w:val="36"/>
-          <w:szCs w:val="36"/>
-          <w:lang w:val="es-ES"/>
-        </w:rPr>
-        <w:lastRenderedPageBreak/>
-        <w:t xml:space="preserve">Bebilographiastos </w:t>
-      </w:r>
-    </w:p>
-    <w:p>
-      <w:pPr>
-        <w:rPr>
-          <w:rFonts w:ascii="HY그래픽M" w:eastAsia="HY그래픽M"/>
-          <w:sz w:val="32"/>
-          <w:szCs w:val="32"/>
-        </w:rPr>
-      </w:pPr>
-      <w:r>
-        <w:rPr>
-          <w:rFonts w:ascii="HY그래픽M" w:eastAsia="HY그래픽M" w:hint="eastAsia"/>
-          <w:sz w:val="32"/>
-          <w:szCs w:val="32"/>
-        </w:rPr>
-        <w:t>Seleucos Waldorf (BC 57), Phenomenon of Aurora in Mercator, Pearson, pp 35-47.</w:t>
-      </w:r>
-    </w:p>
-    <w:p>
-      <w:pPr>
-        <w:rPr>
-          <w:rFonts w:ascii="HY그래픽M" w:eastAsia="HY그래픽M" w:hint="eastAsia"/>
-          <w:sz w:val="32"/>
-          <w:szCs w:val="32"/>
-        </w:rPr>
-      </w:pPr>
-      <w:r>
-        <w:rPr>
-          <w:rFonts w:ascii="HY그래픽M" w:eastAsia="HY그래픽M" w:hint="eastAsia"/>
-          <w:sz w:val="32"/>
-          <w:szCs w:val="32"/>
-        </w:rPr>
         <w:t xml:space="preserve">Seleucia Waldorf (BC 287), Phenomenon of Purple Swamp in Mercatoria River, Routledge. pp 189-235. </w:t>
       </w:r>
     </w:p>
     <w:sectPr>
+      <w:footerReference w:type="default" r:id="rId8"/>
       <w:pgSz w:w="11906" w:h="16838"/>
       <w:pgMar w:top="1701" w:right="1440" w:bottom="1440" w:left="1440" w:header="851" w:footer="992" w:gutter="0"/>
       <w:cols w:space="425"/>
@@ -633,6 +533,51 @@
     </w:p>
   </w:endnote>
 </w:endnotes>
+</file>
+
+<file path=word/footer1.xml><?xml version="1.0" encoding="utf-8"?>
+<w:ftr xmlns:wpc="http://schemas.microsoft.com/office/word/2010/wordprocessingCanvas" xmlns:cx="http://schemas.microsoft.com/office/drawing/2014/chartex" xmlns:cx1="http://schemas.microsoft.com/office/drawing/2015/9/8/chartex" xmlns:cx2="http://schemas.microsoft.com/office/drawing/2015/10/21/chartex" xmlns:cx3="http://schemas.microsoft.com/office/drawing/2016/5/9/chartex" xmlns:cx4="http://schemas.microsoft.com/office/drawing/2016/5/10/chartex" xmlns:cx5="http://schemas.microsoft.com/office/drawing/2016/5/11/chartex" xmlns:cx6="http://schemas.microsoft.com/office/drawing/2016/5/12/chartex" xmlns:cx7="http://schemas.microsoft.com/office/drawing/2016/5/13/chartex" xmlns:cx8="http://schemas.microsoft.com/office/drawing/2016/5/14/chartex" xmlns:mc="http://schemas.openxmlformats.org/markup-compatibility/2006" xmlns:aink="http://schemas.microsoft.com/office/drawing/2016/ink" xmlns:am3d="http://schemas.microsoft.com/office/drawing/2017/model3d" xmlns:o="urn:schemas-microsoft-com:office:office" xmlns:oel="http://schemas.microsoft.com/office/2019/extlst" xmlns:r="http://schemas.openxmlformats.org/officeDocument/2006/relationships" xmlns:m="http://schemas.openxmlformats.org/officeDocument/2006/math" xmlns:v="urn:schemas-microsoft-com:vml" xmlns:wp14="http://schemas.microsoft.com/office/word/2010/wordprocessingDrawing" xmlns:wp="http://schemas.openxmlformats.org/drawingml/2006/wordprocessingDrawing" xmlns:w10="urn:schemas-microsoft-com:office:word" xmlns:w="http://schemas.openxmlformats.org/wordprocessingml/2006/main" xmlns:w14="http://schemas.microsoft.com/office/word/2010/wordml" xmlns:w15="http://schemas.microsoft.com/office/word/2012/wordml" xmlns:w16cex="http://schemas.microsoft.com/office/word/2018/wordml/cex" xmlns:w16cid="http://schemas.microsoft.com/office/word/2016/wordml/cid" xmlns:w16="http://schemas.microsoft.com/office/word/2018/wordml" xmlns:w16du="http://schemas.microsoft.com/office/word/2023/wordml/word16du" xmlns:w16sdtdh="http://schemas.microsoft.com/office/word/2020/wordml/sdtdatahash" xmlns:w16sdtfl="http://schemas.microsoft.com/office/word/2024/wordml/sdtformatlock" xmlns:w16se="http://schemas.microsoft.com/office/word/2015/wordml/symex" xmlns:wpg="http://schemas.microsoft.com/office/word/2010/wordprocessingGroup" xmlns:wpi="http://schemas.microsoft.com/office/word/2010/wordprocessingInk" xmlns:wne="http://schemas.microsoft.com/office/word/2006/wordml" xmlns:wps="http://schemas.microsoft.com/office/word/2010/wordprocessingShape" mc:Ignorable="w14 w15 w16se w16cid w16 w16cex w16sdtdh w16sdtfl w16du wp14">
+  <w:sdt>
+    <w:sdtPr>
+      <w:id w:val="2028520069"/>
+      <w:docPartObj>
+        <w:docPartGallery w:val="Page Numbers (Bottom of Page)"/>
+        <w:docPartUnique/>
+      </w:docPartObj>
+    </w:sdtPr>
+    <w:sdtContent>
+      <w:p>
+        <w:pPr>
+          <w:pStyle w:val="ab"/>
+          <w:jc w:val="right"/>
+        </w:pPr>
+        <w:r>
+          <w:fldChar w:fldCharType="begin"/>
+        </w:r>
+        <w:r>
+          <w:instrText>PAGE   \* MERGEFORMAT</w:instrText>
+        </w:r>
+        <w:r>
+          <w:fldChar w:fldCharType="separate"/>
+        </w:r>
+        <w:r>
+          <w:rPr>
+            <w:lang w:val="ko-KR"/>
+          </w:rPr>
+          <w:t>2</w:t>
+        </w:r>
+        <w:r>
+          <w:fldChar w:fldCharType="end"/>
+        </w:r>
+      </w:p>
+    </w:sdtContent>
+  </w:sdt>
+  <w:p>
+    <w:pPr>
+      <w:pStyle w:val="ab"/>
+    </w:pPr>
+  </w:p>
+</w:ftr>
 </file>
 
 <file path=word/footnotes.xml><?xml version="1.0" encoding="utf-8"?>
